--- a/examples/timeseries/doc/torch_ts_mlp.docx
+++ b/examples/timeseries/doc/torch_ts_mlp.docx
@@ -824,6 +824,15 @@
         <w:t xml:space="preserve">(</w:t>
       </w:r>
       <w:r>
+        <w:br/>
+      </w:r>
+      <w:r>
+        <w:rPr>
+          <w:rStyle w:val="NormalTok"/>
+        </w:rPr>
+        <w:t xml:space="preserve">  </w:t>
+      </w:r>
+      <w:r>
         <w:rPr>
           <w:rStyle w:val="FunctionTok"/>
         </w:rPr>
@@ -833,7 +842,16 @@
         <w:rPr>
           <w:rStyle w:val="NormalTok"/>
         </w:rPr>
-        <w:t xml:space="preserve">(), </w:t>
+        <w:t xml:space="preserve">(),</w:t>
+      </w:r>
+      <w:r>
+        <w:br/>
+      </w:r>
+      <w:r>
+        <w:rPr>
+          <w:rStyle w:val="NormalTok"/>
+        </w:rPr>
+        <w:t xml:space="preserve">  </w:t>
       </w:r>
       <w:r>
         <w:rPr>
@@ -857,36 +875,159 @@
         <w:rPr>
           <w:rStyle w:val="NormalTok"/>
         </w:rPr>
+        <w:t xml:space="preserve">,</w:t>
+      </w:r>
+      <w:r>
+        <w:br/>
+      </w:r>
+      <w:r>
+        <w:rPr>
+          <w:rStyle w:val="NormalTok"/>
+        </w:rPr>
+        <w:t xml:space="preserve">  </w:t>
+      </w:r>
+      <w:r>
+        <w:rPr>
+          <w:rStyle w:val="AttributeTok"/>
+        </w:rPr>
+        <w:t xml:space="preserve">hidden_sizes =</w:t>
+      </w:r>
+      <w:r>
+        <w:rPr>
+          <w:rStyle w:val="NormalTok"/>
+        </w:rPr>
+        <w:t xml:space="preserve"> </w:t>
+      </w:r>
+      <w:r>
+        <w:rPr>
+          <w:rStyle w:val="FunctionTok"/>
+        </w:rPr>
+        <w:t xml:space="preserve">c</w:t>
+      </w:r>
+      <w:r>
+        <w:rPr>
+          <w:rStyle w:val="NormalTok"/>
+        </w:rPr>
+        <w:t xml:space="preserve">(</w:t>
+      </w:r>
+      <w:r>
+        <w:rPr>
+          <w:rStyle w:val="DecValTok"/>
+        </w:rPr>
+        <w:t xml:space="preserve">64</w:t>
+      </w:r>
+      <w:r>
+        <w:rPr>
+          <w:rStyle w:val="DataTypeTok"/>
+        </w:rPr>
+        <w:t xml:space="preserve">L</w:t>
+      </w:r>
+      <w:r>
+        <w:rPr>
+          <w:rStyle w:val="NormalTok"/>
+        </w:rPr>
         <w:t xml:space="preserve">, </w:t>
       </w:r>
       <w:r>
         <w:rPr>
+          <w:rStyle w:val="DecValTok"/>
+        </w:rPr>
+        <w:t xml:space="preserve">32</w:t>
+      </w:r>
+      <w:r>
+        <w:rPr>
+          <w:rStyle w:val="DataTypeTok"/>
+        </w:rPr>
+        <w:t xml:space="preserve">L</w:t>
+      </w:r>
+      <w:r>
+        <w:rPr>
+          <w:rStyle w:val="NormalTok"/>
+        </w:rPr>
+        <w:t xml:space="preserve">, </w:t>
+      </w:r>
+      <w:r>
+        <w:rPr>
+          <w:rStyle w:val="DecValTok"/>
+        </w:rPr>
+        <w:t xml:space="preserve">16</w:t>
+      </w:r>
+      <w:r>
+        <w:rPr>
+          <w:rStyle w:val="DataTypeTok"/>
+        </w:rPr>
+        <w:t xml:space="preserve">L</w:t>
+      </w:r>
+      <w:r>
+        <w:rPr>
+          <w:rStyle w:val="NormalTok"/>
+        </w:rPr>
+        <w:t xml:space="preserve">),</w:t>
+      </w:r>
+      <w:r>
+        <w:br/>
+      </w:r>
+      <w:r>
+        <w:rPr>
+          <w:rStyle w:val="NormalTok"/>
+        </w:rPr>
+        <w:t xml:space="preserve">  </w:t>
+      </w:r>
+      <w:r>
+        <w:rPr>
           <w:rStyle w:val="AttributeTok"/>
         </w:rPr>
-        <w:t xml:space="preserve">hidden_sizes =</w:t>
-      </w:r>
-      <w:r>
-        <w:rPr>
-          <w:rStyle w:val="NormalTok"/>
-        </w:rPr>
-        <w:t xml:space="preserve"> </w:t>
-      </w:r>
-      <w:r>
-        <w:rPr>
-          <w:rStyle w:val="FunctionTok"/>
-        </w:rPr>
-        <w:t xml:space="preserve">c</w:t>
-      </w:r>
-      <w:r>
-        <w:rPr>
-          <w:rStyle w:val="NormalTok"/>
-        </w:rPr>
-        <w:t xml:space="preserve">(</w:t>
+        <w:t xml:space="preserve">epochs =</w:t>
+      </w:r>
+      <w:r>
+        <w:rPr>
+          <w:rStyle w:val="NormalTok"/>
+        </w:rPr>
+        <w:t xml:space="preserve"> </w:t>
       </w:r>
       <w:r>
         <w:rPr>
           <w:rStyle w:val="DecValTok"/>
         </w:rPr>
+        <w:t xml:space="preserve">1000</w:t>
+      </w:r>
+      <w:r>
+        <w:rPr>
+          <w:rStyle w:val="DataTypeTok"/>
+        </w:rPr>
+        <w:t xml:space="preserve">L</w:t>
+      </w:r>
+      <w:r>
+        <w:rPr>
+          <w:rStyle w:val="NormalTok"/>
+        </w:rPr>
+        <w:t xml:space="preserve">,</w:t>
+      </w:r>
+      <w:r>
+        <w:br/>
+      </w:r>
+      <w:r>
+        <w:rPr>
+          <w:rStyle w:val="NormalTok"/>
+        </w:rPr>
+        <w:t xml:space="preserve">  </w:t>
+      </w:r>
+      <w:r>
+        <w:rPr>
+          <w:rStyle w:val="AttributeTok"/>
+        </w:rPr>
+        <w:t xml:space="preserve">batch_size =</w:t>
+      </w:r>
+      <w:r>
+        <w:rPr>
+          <w:rStyle w:val="NormalTok"/>
+        </w:rPr>
+        <w:t xml:space="preserve"> </w:t>
+      </w:r>
+      <w:r>
+        <w:rPr>
+          <w:rStyle w:val="DecValTok"/>
+        </w:rPr>
         <w:t xml:space="preserve">16</w:t>
       </w:r>
       <w:r>
@@ -896,28 +1037,13 @@
         <w:t xml:space="preserve">L</w:t>
       </w:r>
       <w:r>
-        <w:rPr>
-          <w:rStyle w:val="NormalTok"/>
-        </w:rPr>
-        <w:t xml:space="preserve">, </w:t>
-      </w:r>
-      <w:r>
-        <w:rPr>
-          <w:rStyle w:val="DecValTok"/>
-        </w:rPr>
-        <w:t xml:space="preserve">8</w:t>
-      </w:r>
-      <w:r>
-        <w:rPr>
-          <w:rStyle w:val="DataTypeTok"/>
-        </w:rPr>
-        <w:t xml:space="preserve">L</w:t>
-      </w:r>
-      <w:r>
-        <w:rPr>
-          <w:rStyle w:val="NormalTok"/>
-        </w:rPr>
-        <w:t xml:space="preserve">))</w:t>
+        <w:br/>
+      </w:r>
+      <w:r>
+        <w:rPr>
+          <w:rStyle w:val="NormalTok"/>
+        </w:rPr>
+        <w:t xml:space="preserve">)</w:t>
       </w:r>
       <w:r>
         <w:br/>
@@ -1384,7 +1510,7 @@
         <w:rPr>
           <w:rStyle w:val="VerbatimChar"/>
         </w:rPr>
-        <w:t xml:space="preserve">## [1] 1.383876</w:t>
+        <w:t xml:space="preserve">## [1] 2.524216e-06</w:t>
       </w:r>
     </w:p>
     <w:p>
@@ -1714,7 +1840,7 @@
         <w:rPr>
           <w:rStyle w:val="VerbatimChar"/>
         </w:rPr>
-        <w:t xml:space="preserve">## [1] "0.41, -0.86"  "0.17, -0.87"  "-0.08, -0.89" "-0.32, -0.91" "-0.54, -0.93"</w:t>
+        <w:t xml:space="preserve">## [1] "0.41, 0.41"   "0.17, 0.18"   "-0.08, -0.07" "-0.32, -0.32" "-0.54, -0.54"</w:t>
       </w:r>
     </w:p>
     <w:p>
@@ -1819,7 +1945,7 @@
         <w:rPr>
           <w:rStyle w:val="VerbatimChar"/>
         </w:rPr>
-        <w:t xml:space="preserve">##         mse    smape        R2</w:t>
+        <w:t xml:space="preserve">##            mse       smape       R2</w:t>
       </w:r>
       <w:r>
         <w:br/>
@@ -1828,7 +1954,7 @@
         <w:rPr>
           <w:rStyle w:val="VerbatimChar"/>
         </w:rPr>
-        <w:t xml:space="preserve">## 1 0.7720111 1.432987 -5.667899</w:t>
+        <w:t xml:space="preserve">## 1 1.384434e-06 0.005944111 0.999988</w:t>
       </w:r>
     </w:p>
     <w:p>
@@ -1928,7 +2054,7 @@
         <w:rPr>
           <w:rStyle w:val="VerbatimChar"/>
         </w:rPr>
-        <w:t xml:space="preserve">## [1] "smape: 143.30"</w:t>
+        <w:t xml:space="preserve">## [1] "smape: 0.59"</w:t>
       </w:r>
     </w:p>
     <w:p>
@@ -2147,7 +2273,7 @@
               <a:graphicData uri="http://schemas.openxmlformats.org/drawingml/2006/picture">
                 <pic:pic>
                   <pic:nvPicPr>
-                    <pic:cNvPr descr="C:\Git\dal\daltoolboxdp\examples\timeseries\doc\torch_ts_mlp_files/d7123377a3d566b2377d8f339c96bbf9bd4b6da4.png" id="14" name="Picture"/>
+                    <pic:cNvPr descr="C:\Git\dal\daltoolboxdp\examples\timeseries\doc\torch_ts_mlp_files/95d3097269ce2eba3c29c370c53d9b04ac7cd0fe.png" id="14" name="Picture"/>
                     <pic:cNvPicPr>
                       <a:picLocks noChangeArrowheads="1" noChangeAspect="1"/>
                     </pic:cNvPicPr>
@@ -2702,7 +2828,7 @@
               <a:graphicData uri="http://schemas.openxmlformats.org/drawingml/2006/picture">
                 <pic:pic>
                   <pic:nvPicPr>
-                    <pic:cNvPr descr="C:\Git\dal\daltoolboxdp\examples\timeseries\doc\torch_ts_mlp_files/6c3530ad0531ca237ad5222dc60383f95016ffb0.png" id="17" name="Picture"/>
+                    <pic:cNvPr descr="C:\Git\dal\daltoolboxdp\examples\timeseries\doc\torch_ts_mlp_files/0e0f36e2362db5628c733bcc8f5c904e4d3fbd2b.png" id="17" name="Picture"/>
                     <pic:cNvPicPr>
                       <a:picLocks noChangeArrowheads="1" noChangeAspect="1"/>
                     </pic:cNvPicPr>
@@ -2774,6 +2900,27 @@
       </w:r>
       <w:r>
         <w:t xml:space="preserve">, so only the training curve is shown.</w:t>
+      </w:r>
+      <w:r>
+        <w:t xml:space="preserve"> </w:t>
+      </w:r>
+      <w:r>
+        <w:t xml:space="preserve">- This example uses</w:t>
+      </w:r>
+      <w:r>
+        <w:t xml:space="preserve"> </w:t>
+      </w:r>
+      <w:r>
+        <w:rPr>
+          <w:rStyle w:val="VerbatimChar"/>
+        </w:rPr>
+        <w:t xml:space="preserve">epochs = 1000L</w:t>
+      </w:r>
+      <w:r>
+        <w:t xml:space="preserve"> </w:t>
+      </w:r>
+      <w:r>
+        <w:t xml:space="preserve">explicitly so the feedforward MLP reaches a competitive fit on this series.</w:t>
       </w:r>
       <w:r>
         <w:t xml:space="preserve"> </w:t>

--- a/examples/timeseries/doc/torch_ts_mlp.docx
+++ b/examples/timeseries/doc/torch_ts_mlp.docx
@@ -333,7 +333,7 @@
         <w:rPr>
           <w:rStyle w:val="VerbatimChar"/>
         </w:rPr>
-        <w:t xml:space="preserve">##             t9        t8        t7        t6        t5        t4        t3</w:t>
+        <w:t xml:space="preserve">##             t9        t8        t7        t6        t5        t4        t3        t2        t1        t0</w:t>
       </w:r>
       <w:r>
         <w:br/>
@@ -342,7 +342,7 @@
         <w:rPr>
           <w:rStyle w:val="VerbatimChar"/>
         </w:rPr>
-        <w:t xml:space="preserve">## [1,] 0.0000000 0.2474040 0.4794255 0.6816388 0.8414710 0.9489846 0.9974950</w:t>
+        <w:t xml:space="preserve">## [1,] 0.0000000 0.2474040 0.4794255 0.6816388 0.8414710 0.9489846 0.9974950 0.9839859 0.9092974 0.7780732</w:t>
       </w:r>
       <w:r>
         <w:br/>
@@ -351,7 +351,7 @@
         <w:rPr>
           <w:rStyle w:val="VerbatimChar"/>
         </w:rPr>
-        <w:t xml:space="preserve">## [2,] 0.2474040 0.4794255 0.6816388 0.8414710 0.9489846 0.9974950 0.9839859</w:t>
+        <w:t xml:space="preserve">## [2,] 0.2474040 0.4794255 0.6816388 0.8414710 0.9489846 0.9974950 0.9839859 0.9092974 0.7780732 0.5984721</w:t>
       </w:r>
       <w:r>
         <w:br/>
@@ -360,43 +360,7 @@
         <w:rPr>
           <w:rStyle w:val="VerbatimChar"/>
         </w:rPr>
-        <w:t xml:space="preserve">## [3,] 0.4794255 0.6816388 0.8414710 0.9489846 0.9974950 0.9839859 0.9092974</w:t>
-      </w:r>
-      <w:r>
-        <w:br/>
-      </w:r>
-      <w:r>
-        <w:rPr>
-          <w:rStyle w:val="VerbatimChar"/>
-        </w:rPr>
-        <w:t xml:space="preserve">##             t2        t1        t0</w:t>
-      </w:r>
-      <w:r>
-        <w:br/>
-      </w:r>
-      <w:r>
-        <w:rPr>
-          <w:rStyle w:val="VerbatimChar"/>
-        </w:rPr>
-        <w:t xml:space="preserve">## [1,] 0.9839859 0.9092974 0.7780732</w:t>
-      </w:r>
-      <w:r>
-        <w:br/>
-      </w:r>
-      <w:r>
-        <w:rPr>
-          <w:rStyle w:val="VerbatimChar"/>
-        </w:rPr>
-        <w:t xml:space="preserve">## [2,] 0.9092974 0.7780732 0.5984721</w:t>
-      </w:r>
-      <w:r>
-        <w:br/>
-      </w:r>
-      <w:r>
-        <w:rPr>
-          <w:rStyle w:val="VerbatimChar"/>
-        </w:rPr>
-        <w:t xml:space="preserve">## [3,] 0.7780732 0.5984721 0.3816610</w:t>
+        <w:t xml:space="preserve">## [3,] 0.4794255 0.6816388 0.8414710 0.9489846 0.9974950 0.9839859 0.9092974 0.7780732 0.5984721 0.3816610</w:t>
       </w:r>
     </w:p>
     <w:p>
@@ -567,7 +531,7 @@
               <a:graphicData uri="http://schemas.openxmlformats.org/drawingml/2006/picture">
                 <pic:pic>
                   <pic:nvPicPr>
-                    <pic:cNvPr descr="C:\Git\dal\daltoolboxdp\examples\timeseries\doc\torch_ts_mlp_files/716a4d1e457f97618aa46ca41f6f38e17df76816.png" id="11" name="Picture"/>
+                    <pic:cNvPr descr="/home/gpca/daltoolboxdp/examples/timeseries/doc/torch_ts_mlp_files/2311a3ccdefa9666c559bd154e42236a6cdf3fea.png" id="11" name="Picture"/>
                     <pic:cNvPicPr>
                       <a:picLocks noChangeArrowheads="1" noChangeAspect="1"/>
                     </pic:cNvPicPr>
@@ -1308,198 +1272,114 @@
         <w:pStyle w:val="BodyText"/>
       </w:pPr>
       <w:r>
-        <w:t xml:space="preserve">We first evaluate the in-sample fit so the model adjustment can be compared with the later forecast.</w:t>
+        <w:t xml:space="preserve">Architecture variations</w:t>
+      </w:r>
+      <w:r>
+        <w:t xml:space="preserve"> </w:t>
+      </w:r>
+      <w:r>
+        <w:t xml:space="preserve">-</w:t>
+      </w:r>
+      <w:r>
+        <w:t xml:space="preserve"> </w:t>
+      </w:r>
+      <w:r>
+        <w:rPr>
+          <w:rStyle w:val="VerbatimChar"/>
+        </w:rPr>
+        <w:t xml:space="preserve">activation</w:t>
+      </w:r>
+      <w:r>
+        <w:t xml:space="preserve"> </w:t>
+      </w:r>
+      <w:r>
+        <w:t xml:space="preserve">changes the hidden nonlinearity.</w:t>
+      </w:r>
+      <w:r>
+        <w:t xml:space="preserve"> </w:t>
+      </w:r>
+      <w:r>
+        <w:t xml:space="preserve">-</w:t>
+      </w:r>
+      <w:r>
+        <w:t xml:space="preserve"> </w:t>
+      </w:r>
+      <w:r>
+        <w:rPr>
+          <w:rStyle w:val="VerbatimChar"/>
+        </w:rPr>
+        <w:t xml:space="preserve">normalization = "batch"</w:t>
+      </w:r>
+      <w:r>
+        <w:t xml:space="preserve"> </w:t>
+      </w:r>
+      <w:r>
+        <w:t xml:space="preserve">or</w:t>
+      </w:r>
+      <w:r>
+        <w:t xml:space="preserve"> </w:t>
+      </w:r>
+      <w:r>
+        <w:rPr>
+          <w:rStyle w:val="VerbatimChar"/>
+        </w:rPr>
+        <w:t xml:space="preserve">"layer"</w:t>
+      </w:r>
+      <w:r>
+        <w:t xml:space="preserve"> </w:t>
+      </w:r>
+      <w:r>
+        <w:t xml:space="preserve">adds normalization after each hidden layer.</w:t>
+      </w:r>
+      <w:r>
+        <w:t xml:space="preserve"> </w:t>
+      </w:r>
+      <w:r>
+        <w:t xml:space="preserve">-</w:t>
+      </w:r>
+      <w:r>
+        <w:t xml:space="preserve"> </w:t>
+      </w:r>
+      <w:r>
+        <w:rPr>
+          <w:rStyle w:val="VerbatimChar"/>
+        </w:rPr>
+        <w:t xml:space="preserve">init_method</w:t>
+      </w:r>
+      <w:r>
+        <w:t xml:space="preserve"> </w:t>
+      </w:r>
+      <w:r>
+        <w:t xml:space="preserve">controls how linear weights are initialized.</w:t>
+      </w:r>
+      <w:r>
+        <w:t xml:space="preserve"> </w:t>
+      </w:r>
+      <w:r>
+        <w:t xml:space="preserve">-</w:t>
+      </w:r>
+      <w:r>
+        <w:t xml:space="preserve"> </w:t>
+      </w:r>
+      <w:r>
+        <w:rPr>
+          <w:rStyle w:val="VerbatimChar"/>
+        </w:rPr>
+        <w:t xml:space="preserve">output_activation</w:t>
+      </w:r>
+      <w:r>
+        <w:t xml:space="preserve"> </w:t>
+      </w:r>
+      <w:r>
+        <w:t xml:space="preserve">can constrain the forecast range when needed.</w:t>
       </w:r>
     </w:p>
     <w:p>
       <w:pPr>
-        <w:pStyle w:val="SourceCode"/>
-      </w:pPr>
-      <w:r>
-        <w:rPr>
-          <w:rStyle w:val="CommentTok"/>
-        </w:rPr>
-        <w:t xml:space="preserve"># Fit evaluation (train)</w:t>
-      </w:r>
-      <w:r>
-        <w:br/>
-      </w:r>
-      <w:r>
-        <w:br/>
-      </w:r>
-      <w:r>
-        <w:rPr>
-          <w:rStyle w:val="NormalTok"/>
-        </w:rPr>
-        <w:t xml:space="preserve">adjust </w:t>
-      </w:r>
-      <w:r>
-        <w:rPr>
-          <w:rStyle w:val="OtherTok"/>
-        </w:rPr>
-        <w:t xml:space="preserve">&lt;-</w:t>
-      </w:r>
-      <w:r>
-        <w:rPr>
-          <w:rStyle w:val="NormalTok"/>
-        </w:rPr>
-        <w:t xml:space="preserve"> </w:t>
-      </w:r>
-      <w:r>
-        <w:rPr>
-          <w:rStyle w:val="FunctionTok"/>
-        </w:rPr>
-        <w:t xml:space="preserve">predict</w:t>
-      </w:r>
-      <w:r>
-        <w:rPr>
-          <w:rStyle w:val="NormalTok"/>
-        </w:rPr>
-        <w:t xml:space="preserve">(model, io_train</w:t>
-      </w:r>
-      <w:r>
-        <w:rPr>
-          <w:rStyle w:val="SpecialCharTok"/>
-        </w:rPr>
-        <w:t xml:space="preserve">$</w:t>
-      </w:r>
-      <w:r>
-        <w:rPr>
-          <w:rStyle w:val="NormalTok"/>
-        </w:rPr>
-        <w:t xml:space="preserve">input)</w:t>
-      </w:r>
-      <w:r>
-        <w:br/>
-      </w:r>
-      <w:r>
-        <w:rPr>
-          <w:rStyle w:val="NormalTok"/>
-        </w:rPr>
-        <w:t xml:space="preserve">adjust </w:t>
-      </w:r>
-      <w:r>
-        <w:rPr>
-          <w:rStyle w:val="OtherTok"/>
-        </w:rPr>
-        <w:t xml:space="preserve">&lt;-</w:t>
-      </w:r>
-      <w:r>
-        <w:rPr>
-          <w:rStyle w:val="NormalTok"/>
-        </w:rPr>
-        <w:t xml:space="preserve"> </w:t>
-      </w:r>
-      <w:r>
-        <w:rPr>
-          <w:rStyle w:val="FunctionTok"/>
-        </w:rPr>
-        <w:t xml:space="preserve">as.vector</w:t>
-      </w:r>
-      <w:r>
-        <w:rPr>
-          <w:rStyle w:val="NormalTok"/>
-        </w:rPr>
-        <w:t xml:space="preserve">(adjust)</w:t>
-      </w:r>
-      <w:r>
-        <w:br/>
-      </w:r>
-      <w:r>
-        <w:rPr>
-          <w:rStyle w:val="NormalTok"/>
-        </w:rPr>
-        <w:t xml:space="preserve">output </w:t>
-      </w:r>
-      <w:r>
-        <w:rPr>
-          <w:rStyle w:val="OtherTok"/>
-        </w:rPr>
-        <w:t xml:space="preserve">&lt;-</w:t>
-      </w:r>
-      <w:r>
-        <w:rPr>
-          <w:rStyle w:val="NormalTok"/>
-        </w:rPr>
-        <w:t xml:space="preserve"> </w:t>
-      </w:r>
-      <w:r>
-        <w:rPr>
-          <w:rStyle w:val="FunctionTok"/>
-        </w:rPr>
-        <w:t xml:space="preserve">as.vector</w:t>
-      </w:r>
-      <w:r>
-        <w:rPr>
-          <w:rStyle w:val="NormalTok"/>
-        </w:rPr>
-        <w:t xml:space="preserve">(io_train</w:t>
-      </w:r>
-      <w:r>
-        <w:rPr>
-          <w:rStyle w:val="SpecialCharTok"/>
-        </w:rPr>
-        <w:t xml:space="preserve">$</w:t>
-      </w:r>
-      <w:r>
-        <w:rPr>
-          <w:rStyle w:val="NormalTok"/>
-        </w:rPr>
-        <w:t xml:space="preserve">output)</w:t>
-      </w:r>
-      <w:r>
-        <w:br/>
-      </w:r>
-      <w:r>
-        <w:rPr>
-          <w:rStyle w:val="NormalTok"/>
-        </w:rPr>
-        <w:t xml:space="preserve">ev_adjust </w:t>
-      </w:r>
-      <w:r>
-        <w:rPr>
-          <w:rStyle w:val="OtherTok"/>
-        </w:rPr>
-        <w:t xml:space="preserve">&lt;-</w:t>
-      </w:r>
-      <w:r>
-        <w:rPr>
-          <w:rStyle w:val="NormalTok"/>
-        </w:rPr>
-        <w:t xml:space="preserve"> </w:t>
-      </w:r>
-      <w:r>
-        <w:rPr>
-          <w:rStyle w:val="FunctionTok"/>
-        </w:rPr>
-        <w:t xml:space="preserve">evaluate</w:t>
-      </w:r>
-      <w:r>
-        <w:rPr>
-          <w:rStyle w:val="NormalTok"/>
-        </w:rPr>
-        <w:t xml:space="preserve">(model, output, adjust)</w:t>
-      </w:r>
-      <w:r>
-        <w:br/>
-      </w:r>
-      <w:r>
-        <w:rPr>
-          <w:rStyle w:val="NormalTok"/>
-        </w:rPr>
-        <w:t xml:space="preserve">ev_adjust</w:t>
-      </w:r>
-      <w:r>
-        <w:rPr>
-          <w:rStyle w:val="SpecialCharTok"/>
-        </w:rPr>
-        <w:t xml:space="preserve">$</w:t>
-      </w:r>
-      <w:r>
-        <w:rPr>
-          <w:rStyle w:val="NormalTok"/>
-        </w:rPr>
-        <w:t xml:space="preserve">mse</w:t>
+        <w:pStyle w:val="BodyText"/>
+      </w:pPr>
+      <w:r>
+        <w:t xml:space="preserve">We first evaluate the in-sample fit so the model adjustment can be compared with the later forecast.</w:t>
       </w:r>
     </w:p>
     <w:p>
@@ -1508,328 +1388,208 @@
       </w:pPr>
       <w:r>
         <w:rPr>
-          <w:rStyle w:val="VerbatimChar"/>
-        </w:rPr>
-        <w:t xml:space="preserve">## [1] 2.524216e-06</w:t>
+          <w:rStyle w:val="CommentTok"/>
+        </w:rPr>
+        <w:t xml:space="preserve"># Fit evaluation (train)</w:t>
+      </w:r>
+      <w:r>
+        <w:br/>
+      </w:r>
+      <w:r>
+        <w:br/>
+      </w:r>
+      <w:r>
+        <w:rPr>
+          <w:rStyle w:val="NormalTok"/>
+        </w:rPr>
+        <w:t xml:space="preserve">adjust </w:t>
+      </w:r>
+      <w:r>
+        <w:rPr>
+          <w:rStyle w:val="OtherTok"/>
+        </w:rPr>
+        <w:t xml:space="preserve">&lt;-</w:t>
+      </w:r>
+      <w:r>
+        <w:rPr>
+          <w:rStyle w:val="NormalTok"/>
+        </w:rPr>
+        <w:t xml:space="preserve"> </w:t>
+      </w:r>
+      <w:r>
+        <w:rPr>
+          <w:rStyle w:val="FunctionTok"/>
+        </w:rPr>
+        <w:t xml:space="preserve">predict</w:t>
+      </w:r>
+      <w:r>
+        <w:rPr>
+          <w:rStyle w:val="NormalTok"/>
+        </w:rPr>
+        <w:t xml:space="preserve">(model, io_train</w:t>
+      </w:r>
+      <w:r>
+        <w:rPr>
+          <w:rStyle w:val="SpecialCharTok"/>
+        </w:rPr>
+        <w:t xml:space="preserve">$</w:t>
+      </w:r>
+      <w:r>
+        <w:rPr>
+          <w:rStyle w:val="NormalTok"/>
+        </w:rPr>
+        <w:t xml:space="preserve">input)</w:t>
+      </w:r>
+      <w:r>
+        <w:br/>
+      </w:r>
+      <w:r>
+        <w:rPr>
+          <w:rStyle w:val="NormalTok"/>
+        </w:rPr>
+        <w:t xml:space="preserve">adjust </w:t>
+      </w:r>
+      <w:r>
+        <w:rPr>
+          <w:rStyle w:val="OtherTok"/>
+        </w:rPr>
+        <w:t xml:space="preserve">&lt;-</w:t>
+      </w:r>
+      <w:r>
+        <w:rPr>
+          <w:rStyle w:val="NormalTok"/>
+        </w:rPr>
+        <w:t xml:space="preserve"> </w:t>
+      </w:r>
+      <w:r>
+        <w:rPr>
+          <w:rStyle w:val="FunctionTok"/>
+        </w:rPr>
+        <w:t xml:space="preserve">as.vector</w:t>
+      </w:r>
+      <w:r>
+        <w:rPr>
+          <w:rStyle w:val="NormalTok"/>
+        </w:rPr>
+        <w:t xml:space="preserve">(adjust)</w:t>
+      </w:r>
+      <w:r>
+        <w:br/>
+      </w:r>
+      <w:r>
+        <w:rPr>
+          <w:rStyle w:val="NormalTok"/>
+        </w:rPr>
+        <w:t xml:space="preserve">output </w:t>
+      </w:r>
+      <w:r>
+        <w:rPr>
+          <w:rStyle w:val="OtherTok"/>
+        </w:rPr>
+        <w:t xml:space="preserve">&lt;-</w:t>
+      </w:r>
+      <w:r>
+        <w:rPr>
+          <w:rStyle w:val="NormalTok"/>
+        </w:rPr>
+        <w:t xml:space="preserve"> </w:t>
+      </w:r>
+      <w:r>
+        <w:rPr>
+          <w:rStyle w:val="FunctionTok"/>
+        </w:rPr>
+        <w:t xml:space="preserve">as.vector</w:t>
+      </w:r>
+      <w:r>
+        <w:rPr>
+          <w:rStyle w:val="NormalTok"/>
+        </w:rPr>
+        <w:t xml:space="preserve">(io_train</w:t>
+      </w:r>
+      <w:r>
+        <w:rPr>
+          <w:rStyle w:val="SpecialCharTok"/>
+        </w:rPr>
+        <w:t xml:space="preserve">$</w:t>
+      </w:r>
+      <w:r>
+        <w:rPr>
+          <w:rStyle w:val="NormalTok"/>
+        </w:rPr>
+        <w:t xml:space="preserve">output)</w:t>
+      </w:r>
+      <w:r>
+        <w:br/>
+      </w:r>
+      <w:r>
+        <w:rPr>
+          <w:rStyle w:val="NormalTok"/>
+        </w:rPr>
+        <w:t xml:space="preserve">ev_adjust </w:t>
+      </w:r>
+      <w:r>
+        <w:rPr>
+          <w:rStyle w:val="OtherTok"/>
+        </w:rPr>
+        <w:t xml:space="preserve">&lt;-</w:t>
+      </w:r>
+      <w:r>
+        <w:rPr>
+          <w:rStyle w:val="NormalTok"/>
+        </w:rPr>
+        <w:t xml:space="preserve"> </w:t>
+      </w:r>
+      <w:r>
+        <w:rPr>
+          <w:rStyle w:val="FunctionTok"/>
+        </w:rPr>
+        <w:t xml:space="preserve">evaluate</w:t>
+      </w:r>
+      <w:r>
+        <w:rPr>
+          <w:rStyle w:val="NormalTok"/>
+        </w:rPr>
+        <w:t xml:space="preserve">(model, output, adjust)</w:t>
+      </w:r>
+      <w:r>
+        <w:br/>
+      </w:r>
+      <w:r>
+        <w:rPr>
+          <w:rStyle w:val="NormalTok"/>
+        </w:rPr>
+        <w:t xml:space="preserve">ev_adjust</w:t>
+      </w:r>
+      <w:r>
+        <w:rPr>
+          <w:rStyle w:val="SpecialCharTok"/>
+        </w:rPr>
+        <w:t xml:space="preserve">$</w:t>
+      </w:r>
+      <w:r>
+        <w:rPr>
+          <w:rStyle w:val="NormalTok"/>
+        </w:rPr>
+        <w:t xml:space="preserve">mse</w:t>
       </w:r>
     </w:p>
     <w:p>
       <w:pPr>
-        <w:pStyle w:val="FirstParagraph"/>
-      </w:pPr>
-      <w:r>
-        <w:t xml:space="preserve">We now forecast the test set and compare the predicted values with the observed ones.</w:t>
+        <w:pStyle w:val="SourceCode"/>
+      </w:pPr>
+      <w:r>
+        <w:rPr>
+          <w:rStyle w:val="VerbatimChar"/>
+        </w:rPr>
+        <w:t xml:space="preserve">## [1] 2.523589e-06</w:t>
       </w:r>
     </w:p>
     <w:p>
       <w:pPr>
-        <w:pStyle w:val="SourceCode"/>
-      </w:pPr>
-      <w:r>
-        <w:rPr>
-          <w:rStyle w:val="CommentTok"/>
-        </w:rPr>
-        <w:t xml:space="preserve"># Forecast on test set</w:t>
-      </w:r>
-      <w:r>
-        <w:br/>
-      </w:r>
-      <w:r>
-        <w:br/>
-      </w:r>
-      <w:r>
-        <w:rPr>
-          <w:rStyle w:val="NormalTok"/>
-        </w:rPr>
-        <w:t xml:space="preserve">steps_ahead </w:t>
-      </w:r>
-      <w:r>
-        <w:rPr>
-          <w:rStyle w:val="OtherTok"/>
-        </w:rPr>
-        <w:t xml:space="preserve">&lt;-</w:t>
-      </w:r>
-      <w:r>
-        <w:rPr>
-          <w:rStyle w:val="NormalTok"/>
-        </w:rPr>
-        <w:t xml:space="preserve"> </w:t>
-      </w:r>
-      <w:r>
-        <w:rPr>
-          <w:rStyle w:val="DecValTok"/>
-        </w:rPr>
-        <w:t xml:space="preserve">1</w:t>
-      </w:r>
-      <w:r>
-        <w:br/>
-      </w:r>
-      <w:r>
-        <w:rPr>
-          <w:rStyle w:val="NormalTok"/>
-        </w:rPr>
-        <w:t xml:space="preserve">prediction </w:t>
-      </w:r>
-      <w:r>
-        <w:rPr>
-          <w:rStyle w:val="OtherTok"/>
-        </w:rPr>
-        <w:t xml:space="preserve">&lt;-</w:t>
-      </w:r>
-      <w:r>
-        <w:rPr>
-          <w:rStyle w:val="NormalTok"/>
-        </w:rPr>
-        <w:t xml:space="preserve"> </w:t>
-      </w:r>
-      <w:r>
-        <w:rPr>
-          <w:rStyle w:val="FunctionTok"/>
-        </w:rPr>
-        <w:t xml:space="preserve">predict</w:t>
-      </w:r>
-      <w:r>
-        <w:rPr>
-          <w:rStyle w:val="NormalTok"/>
-        </w:rPr>
-        <w:t xml:space="preserve">(model, </w:t>
-      </w:r>
-      <w:r>
-        <w:rPr>
-          <w:rStyle w:val="AttributeTok"/>
-        </w:rPr>
-        <w:t xml:space="preserve">x =</w:t>
-      </w:r>
-      <w:r>
-        <w:rPr>
-          <w:rStyle w:val="NormalTok"/>
-        </w:rPr>
-        <w:t xml:space="preserve"> io_test</w:t>
-      </w:r>
-      <w:r>
-        <w:rPr>
-          <w:rStyle w:val="SpecialCharTok"/>
-        </w:rPr>
-        <w:t xml:space="preserve">$</w:t>
-      </w:r>
-      <w:r>
-        <w:rPr>
-          <w:rStyle w:val="NormalTok"/>
-        </w:rPr>
-        <w:t xml:space="preserve">input, </w:t>
-      </w:r>
-      <w:r>
-        <w:rPr>
-          <w:rStyle w:val="AttributeTok"/>
-        </w:rPr>
-        <w:t xml:space="preserve">steps_ahead =</w:t>
-      </w:r>
-      <w:r>
-        <w:rPr>
-          <w:rStyle w:val="NormalTok"/>
-        </w:rPr>
-        <w:t xml:space="preserve"> steps_ahead)</w:t>
-      </w:r>
-      <w:r>
-        <w:br/>
-      </w:r>
-      <w:r>
-        <w:rPr>
-          <w:rStyle w:val="NormalTok"/>
-        </w:rPr>
-        <w:t xml:space="preserve">prediction </w:t>
-      </w:r>
-      <w:r>
-        <w:rPr>
-          <w:rStyle w:val="OtherTok"/>
-        </w:rPr>
-        <w:t xml:space="preserve">&lt;-</w:t>
-      </w:r>
-      <w:r>
-        <w:rPr>
-          <w:rStyle w:val="NormalTok"/>
-        </w:rPr>
-        <w:t xml:space="preserve"> </w:t>
-      </w:r>
-      <w:r>
-        <w:rPr>
-          <w:rStyle w:val="FunctionTok"/>
-        </w:rPr>
-        <w:t xml:space="preserve">as.vector</w:t>
-      </w:r>
-      <w:r>
-        <w:rPr>
-          <w:rStyle w:val="NormalTok"/>
-        </w:rPr>
-        <w:t xml:space="preserve">(prediction)</w:t>
-      </w:r>
-      <w:r>
-        <w:br/>
-      </w:r>
-      <w:r>
-        <w:br/>
-      </w:r>
-      <w:r>
-        <w:rPr>
-          <w:rStyle w:val="NormalTok"/>
-        </w:rPr>
-        <w:t xml:space="preserve">output </w:t>
-      </w:r>
-      <w:r>
-        <w:rPr>
-          <w:rStyle w:val="OtherTok"/>
-        </w:rPr>
-        <w:t xml:space="preserve">&lt;-</w:t>
-      </w:r>
-      <w:r>
-        <w:rPr>
-          <w:rStyle w:val="NormalTok"/>
-        </w:rPr>
-        <w:t xml:space="preserve"> </w:t>
-      </w:r>
-      <w:r>
-        <w:rPr>
-          <w:rStyle w:val="FunctionTok"/>
-        </w:rPr>
-        <w:t xml:space="preserve">as.vector</w:t>
-      </w:r>
-      <w:r>
-        <w:rPr>
-          <w:rStyle w:val="NormalTok"/>
-        </w:rPr>
-        <w:t xml:space="preserve">(io_test</w:t>
-      </w:r>
-      <w:r>
-        <w:rPr>
-          <w:rStyle w:val="SpecialCharTok"/>
-        </w:rPr>
-        <w:t xml:space="preserve">$</w:t>
-      </w:r>
-      <w:r>
-        <w:rPr>
-          <w:rStyle w:val="NormalTok"/>
-        </w:rPr>
-        <w:t xml:space="preserve">output)</w:t>
-      </w:r>
-      <w:r>
-        <w:br/>
-      </w:r>
-      <w:r>
-        <w:rPr>
-          <w:rStyle w:val="ControlFlowTok"/>
-        </w:rPr>
-        <w:t xml:space="preserve">if</w:t>
-      </w:r>
-      <w:r>
-        <w:rPr>
-          <w:rStyle w:val="NormalTok"/>
-        </w:rPr>
-        <w:t xml:space="preserve"> (steps_ahead </w:t>
-      </w:r>
-      <w:r>
-        <w:rPr>
-          <w:rStyle w:val="SpecialCharTok"/>
-        </w:rPr>
-        <w:t xml:space="preserve">&gt;</w:t>
-      </w:r>
-      <w:r>
-        <w:rPr>
-          <w:rStyle w:val="NormalTok"/>
-        </w:rPr>
-        <w:t xml:space="preserve"> </w:t>
-      </w:r>
-      <w:r>
-        <w:rPr>
-          <w:rStyle w:val="DecValTok"/>
-        </w:rPr>
-        <w:t xml:space="preserve">1</w:t>
-      </w:r>
-      <w:r>
-        <w:rPr>
-          <w:rStyle w:val="NormalTok"/>
-        </w:rPr>
-        <w:t xml:space="preserve">)</w:t>
-      </w:r>
-      <w:r>
-        <w:br/>
-      </w:r>
-      <w:r>
-        <w:rPr>
-          <w:rStyle w:val="NormalTok"/>
-        </w:rPr>
-        <w:t xml:space="preserve">  output </w:t>
-      </w:r>
-      <w:r>
-        <w:rPr>
-          <w:rStyle w:val="OtherTok"/>
-        </w:rPr>
-        <w:t xml:space="preserve">&lt;-</w:t>
-      </w:r>
-      <w:r>
-        <w:rPr>
-          <w:rStyle w:val="NormalTok"/>
-        </w:rPr>
-        <w:t xml:space="preserve"> output[</w:t>
-      </w:r>
-      <w:r>
-        <w:rPr>
-          <w:rStyle w:val="DecValTok"/>
-        </w:rPr>
-        <w:t xml:space="preserve">1</w:t>
-      </w:r>
-      <w:r>
-        <w:rPr>
-          <w:rStyle w:val="SpecialCharTok"/>
-        </w:rPr>
-        <w:t xml:space="preserve">:</w:t>
-      </w:r>
-      <w:r>
-        <w:rPr>
-          <w:rStyle w:val="NormalTok"/>
-        </w:rPr>
-        <w:t xml:space="preserve">steps_ahead]</w:t>
-      </w:r>
-      <w:r>
-        <w:br/>
-      </w:r>
-      <w:r>
-        <w:br/>
-      </w:r>
-      <w:r>
-        <w:rPr>
-          <w:rStyle w:val="FunctionTok"/>
-        </w:rPr>
-        <w:t xml:space="preserve">print</w:t>
-      </w:r>
-      <w:r>
-        <w:rPr>
-          <w:rStyle w:val="NormalTok"/>
-        </w:rPr>
-        <w:t xml:space="preserve">(</w:t>
-      </w:r>
-      <w:r>
-        <w:rPr>
-          <w:rStyle w:val="FunctionTok"/>
-        </w:rPr>
-        <w:t xml:space="preserve">sprintf</w:t>
-      </w:r>
-      <w:r>
-        <w:rPr>
-          <w:rStyle w:val="NormalTok"/>
-        </w:rPr>
-        <w:t xml:space="preserve">(</w:t>
-      </w:r>
-      <w:r>
-        <w:rPr>
-          <w:rStyle w:val="StringTok"/>
-        </w:rPr>
-        <w:t xml:space="preserve">"%.2f, %.2f"</w:t>
-      </w:r>
-      <w:r>
-        <w:rPr>
-          <w:rStyle w:val="NormalTok"/>
-        </w:rPr>
-        <w:t xml:space="preserve">, output, prediction))</w:t>
+        <w:pStyle w:val="FirstParagraph"/>
+      </w:pPr>
+      <w:r>
+        <w:t xml:space="preserve">We now forecast the test set and compare the predicted values with the observed ones.</w:t>
       </w:r>
     </w:p>
     <w:p>
@@ -1838,103 +1598,328 @@
       </w:pPr>
       <w:r>
         <w:rPr>
-          <w:rStyle w:val="VerbatimChar"/>
-        </w:rPr>
-        <w:t xml:space="preserve">## [1] "0.41, 0.41"   "0.17, 0.18"   "-0.08, -0.07" "-0.32, -0.32" "-0.54, -0.54"</w:t>
+          <w:rStyle w:val="CommentTok"/>
+        </w:rPr>
+        <w:t xml:space="preserve"># Forecast on test set</w:t>
+      </w:r>
+      <w:r>
+        <w:br/>
+      </w:r>
+      <w:r>
+        <w:br/>
+      </w:r>
+      <w:r>
+        <w:rPr>
+          <w:rStyle w:val="NormalTok"/>
+        </w:rPr>
+        <w:t xml:space="preserve">steps_ahead </w:t>
+      </w:r>
+      <w:r>
+        <w:rPr>
+          <w:rStyle w:val="OtherTok"/>
+        </w:rPr>
+        <w:t xml:space="preserve">&lt;-</w:t>
+      </w:r>
+      <w:r>
+        <w:rPr>
+          <w:rStyle w:val="NormalTok"/>
+        </w:rPr>
+        <w:t xml:space="preserve"> </w:t>
+      </w:r>
+      <w:r>
+        <w:rPr>
+          <w:rStyle w:val="DecValTok"/>
+        </w:rPr>
+        <w:t xml:space="preserve">1</w:t>
+      </w:r>
+      <w:r>
+        <w:br/>
+      </w:r>
+      <w:r>
+        <w:rPr>
+          <w:rStyle w:val="NormalTok"/>
+        </w:rPr>
+        <w:t xml:space="preserve">prediction </w:t>
+      </w:r>
+      <w:r>
+        <w:rPr>
+          <w:rStyle w:val="OtherTok"/>
+        </w:rPr>
+        <w:t xml:space="preserve">&lt;-</w:t>
+      </w:r>
+      <w:r>
+        <w:rPr>
+          <w:rStyle w:val="NormalTok"/>
+        </w:rPr>
+        <w:t xml:space="preserve"> </w:t>
+      </w:r>
+      <w:r>
+        <w:rPr>
+          <w:rStyle w:val="FunctionTok"/>
+        </w:rPr>
+        <w:t xml:space="preserve">predict</w:t>
+      </w:r>
+      <w:r>
+        <w:rPr>
+          <w:rStyle w:val="NormalTok"/>
+        </w:rPr>
+        <w:t xml:space="preserve">(model, </w:t>
+      </w:r>
+      <w:r>
+        <w:rPr>
+          <w:rStyle w:val="AttributeTok"/>
+        </w:rPr>
+        <w:t xml:space="preserve">x =</w:t>
+      </w:r>
+      <w:r>
+        <w:rPr>
+          <w:rStyle w:val="NormalTok"/>
+        </w:rPr>
+        <w:t xml:space="preserve"> io_test</w:t>
+      </w:r>
+      <w:r>
+        <w:rPr>
+          <w:rStyle w:val="SpecialCharTok"/>
+        </w:rPr>
+        <w:t xml:space="preserve">$</w:t>
+      </w:r>
+      <w:r>
+        <w:rPr>
+          <w:rStyle w:val="NormalTok"/>
+        </w:rPr>
+        <w:t xml:space="preserve">input, </w:t>
+      </w:r>
+      <w:r>
+        <w:rPr>
+          <w:rStyle w:val="AttributeTok"/>
+        </w:rPr>
+        <w:t xml:space="preserve">steps_ahead =</w:t>
+      </w:r>
+      <w:r>
+        <w:rPr>
+          <w:rStyle w:val="NormalTok"/>
+        </w:rPr>
+        <w:t xml:space="preserve"> steps_ahead)</w:t>
+      </w:r>
+      <w:r>
+        <w:br/>
+      </w:r>
+      <w:r>
+        <w:rPr>
+          <w:rStyle w:val="NormalTok"/>
+        </w:rPr>
+        <w:t xml:space="preserve">prediction </w:t>
+      </w:r>
+      <w:r>
+        <w:rPr>
+          <w:rStyle w:val="OtherTok"/>
+        </w:rPr>
+        <w:t xml:space="preserve">&lt;-</w:t>
+      </w:r>
+      <w:r>
+        <w:rPr>
+          <w:rStyle w:val="NormalTok"/>
+        </w:rPr>
+        <w:t xml:space="preserve"> </w:t>
+      </w:r>
+      <w:r>
+        <w:rPr>
+          <w:rStyle w:val="FunctionTok"/>
+        </w:rPr>
+        <w:t xml:space="preserve">as.vector</w:t>
+      </w:r>
+      <w:r>
+        <w:rPr>
+          <w:rStyle w:val="NormalTok"/>
+        </w:rPr>
+        <w:t xml:space="preserve">(prediction)</w:t>
+      </w:r>
+      <w:r>
+        <w:br/>
+      </w:r>
+      <w:r>
+        <w:br/>
+      </w:r>
+      <w:r>
+        <w:rPr>
+          <w:rStyle w:val="NormalTok"/>
+        </w:rPr>
+        <w:t xml:space="preserve">output </w:t>
+      </w:r>
+      <w:r>
+        <w:rPr>
+          <w:rStyle w:val="OtherTok"/>
+        </w:rPr>
+        <w:t xml:space="preserve">&lt;-</w:t>
+      </w:r>
+      <w:r>
+        <w:rPr>
+          <w:rStyle w:val="NormalTok"/>
+        </w:rPr>
+        <w:t xml:space="preserve"> </w:t>
+      </w:r>
+      <w:r>
+        <w:rPr>
+          <w:rStyle w:val="FunctionTok"/>
+        </w:rPr>
+        <w:t xml:space="preserve">as.vector</w:t>
+      </w:r>
+      <w:r>
+        <w:rPr>
+          <w:rStyle w:val="NormalTok"/>
+        </w:rPr>
+        <w:t xml:space="preserve">(io_test</w:t>
+      </w:r>
+      <w:r>
+        <w:rPr>
+          <w:rStyle w:val="SpecialCharTok"/>
+        </w:rPr>
+        <w:t xml:space="preserve">$</w:t>
+      </w:r>
+      <w:r>
+        <w:rPr>
+          <w:rStyle w:val="NormalTok"/>
+        </w:rPr>
+        <w:t xml:space="preserve">output)</w:t>
+      </w:r>
+      <w:r>
+        <w:br/>
+      </w:r>
+      <w:r>
+        <w:rPr>
+          <w:rStyle w:val="ControlFlowTok"/>
+        </w:rPr>
+        <w:t xml:space="preserve">if</w:t>
+      </w:r>
+      <w:r>
+        <w:rPr>
+          <w:rStyle w:val="NormalTok"/>
+        </w:rPr>
+        <w:t xml:space="preserve"> (steps_ahead </w:t>
+      </w:r>
+      <w:r>
+        <w:rPr>
+          <w:rStyle w:val="SpecialCharTok"/>
+        </w:rPr>
+        <w:t xml:space="preserve">&gt;</w:t>
+      </w:r>
+      <w:r>
+        <w:rPr>
+          <w:rStyle w:val="NormalTok"/>
+        </w:rPr>
+        <w:t xml:space="preserve"> </w:t>
+      </w:r>
+      <w:r>
+        <w:rPr>
+          <w:rStyle w:val="DecValTok"/>
+        </w:rPr>
+        <w:t xml:space="preserve">1</w:t>
+      </w:r>
+      <w:r>
+        <w:rPr>
+          <w:rStyle w:val="NormalTok"/>
+        </w:rPr>
+        <w:t xml:space="preserve">)</w:t>
+      </w:r>
+      <w:r>
+        <w:br/>
+      </w:r>
+      <w:r>
+        <w:rPr>
+          <w:rStyle w:val="NormalTok"/>
+        </w:rPr>
+        <w:t xml:space="preserve">  output </w:t>
+      </w:r>
+      <w:r>
+        <w:rPr>
+          <w:rStyle w:val="OtherTok"/>
+        </w:rPr>
+        <w:t xml:space="preserve">&lt;-</w:t>
+      </w:r>
+      <w:r>
+        <w:rPr>
+          <w:rStyle w:val="NormalTok"/>
+        </w:rPr>
+        <w:t xml:space="preserve"> output[</w:t>
+      </w:r>
+      <w:r>
+        <w:rPr>
+          <w:rStyle w:val="DecValTok"/>
+        </w:rPr>
+        <w:t xml:space="preserve">1</w:t>
+      </w:r>
+      <w:r>
+        <w:rPr>
+          <w:rStyle w:val="SpecialCharTok"/>
+        </w:rPr>
+        <w:t xml:space="preserve">:</w:t>
+      </w:r>
+      <w:r>
+        <w:rPr>
+          <w:rStyle w:val="NormalTok"/>
+        </w:rPr>
+        <w:t xml:space="preserve">steps_ahead]</w:t>
+      </w:r>
+      <w:r>
+        <w:br/>
+      </w:r>
+      <w:r>
+        <w:br/>
+      </w:r>
+      <w:r>
+        <w:rPr>
+          <w:rStyle w:val="FunctionTok"/>
+        </w:rPr>
+        <w:t xml:space="preserve">print</w:t>
+      </w:r>
+      <w:r>
+        <w:rPr>
+          <w:rStyle w:val="NormalTok"/>
+        </w:rPr>
+        <w:t xml:space="preserve">(</w:t>
+      </w:r>
+      <w:r>
+        <w:rPr>
+          <w:rStyle w:val="FunctionTok"/>
+        </w:rPr>
+        <w:t xml:space="preserve">sprintf</w:t>
+      </w:r>
+      <w:r>
+        <w:rPr>
+          <w:rStyle w:val="NormalTok"/>
+        </w:rPr>
+        <w:t xml:space="preserve">(</w:t>
+      </w:r>
+      <w:r>
+        <w:rPr>
+          <w:rStyle w:val="StringTok"/>
+        </w:rPr>
+        <w:t xml:space="preserve">"%.2f, %.2f"</w:t>
+      </w:r>
+      <w:r>
+        <w:rPr>
+          <w:rStyle w:val="NormalTok"/>
+        </w:rPr>
+        <w:t xml:space="preserve">, output, prediction))</w:t>
       </w:r>
     </w:p>
     <w:p>
       <w:pPr>
-        <w:pStyle w:val="FirstParagraph"/>
-      </w:pPr>
-      <w:r>
-        <w:t xml:space="preserve">This chunk evaluates the custom component on the held-out test segment.</w:t>
+        <w:pStyle w:val="SourceCode"/>
+      </w:pPr>
+      <w:r>
+        <w:rPr>
+          <w:rStyle w:val="VerbatimChar"/>
+        </w:rPr>
+        <w:t xml:space="preserve">## [1] "0.41, 0.41"   "0.17, 0.18"   "-0.08, -0.07" "-0.32, -0.32" "-0.54, -0.54"</w:t>
       </w:r>
     </w:p>
     <w:p>
       <w:pPr>
-        <w:pStyle w:val="SourceCode"/>
-      </w:pPr>
-      <w:r>
-        <w:rPr>
-          <w:rStyle w:val="CommentTok"/>
-        </w:rPr>
-        <w:t xml:space="preserve"># Test evaluation</w:t>
-      </w:r>
-      <w:r>
-        <w:br/>
-      </w:r>
-      <w:r>
-        <w:br/>
-      </w:r>
-      <w:r>
-        <w:rPr>
-          <w:rStyle w:val="NormalTok"/>
-        </w:rPr>
-        <w:t xml:space="preserve">ev_test </w:t>
-      </w:r>
-      <w:r>
-        <w:rPr>
-          <w:rStyle w:val="OtherTok"/>
-        </w:rPr>
-        <w:t xml:space="preserve">&lt;-</w:t>
-      </w:r>
-      <w:r>
-        <w:rPr>
-          <w:rStyle w:val="NormalTok"/>
-        </w:rPr>
-        <w:t xml:space="preserve"> </w:t>
-      </w:r>
-      <w:r>
-        <w:rPr>
-          <w:rStyle w:val="FunctionTok"/>
-        </w:rPr>
-        <w:t xml:space="preserve">evaluate</w:t>
-      </w:r>
-      <w:r>
-        <w:rPr>
-          <w:rStyle w:val="NormalTok"/>
-        </w:rPr>
-        <w:t xml:space="preserve">(model, output, prediction)</w:t>
-      </w:r>
-      <w:r>
-        <w:br/>
-      </w:r>
-      <w:r>
-        <w:rPr>
-          <w:rStyle w:val="FunctionTok"/>
-        </w:rPr>
-        <w:t xml:space="preserve">print</w:t>
-      </w:r>
-      <w:r>
-        <w:rPr>
-          <w:rStyle w:val="NormalTok"/>
-        </w:rPr>
-        <w:t xml:space="preserve">(</w:t>
-      </w:r>
-      <w:r>
-        <w:rPr>
-          <w:rStyle w:val="FunctionTok"/>
-        </w:rPr>
-        <w:t xml:space="preserve">head</w:t>
-      </w:r>
-      <w:r>
-        <w:rPr>
-          <w:rStyle w:val="NormalTok"/>
-        </w:rPr>
-        <w:t xml:space="preserve">(ev_test</w:t>
-      </w:r>
-      <w:r>
-        <w:rPr>
-          <w:rStyle w:val="SpecialCharTok"/>
-        </w:rPr>
-        <w:t xml:space="preserve">$</w:t>
-      </w:r>
-      <w:r>
-        <w:rPr>
-          <w:rStyle w:val="NormalTok"/>
-        </w:rPr>
-        <w:t xml:space="preserve">metrics))</w:t>
+        <w:pStyle w:val="FirstParagraph"/>
+      </w:pPr>
+      <w:r>
+        <w:t xml:space="preserve">This chunk evaluates the custom component on the held-out test segment.</w:t>
       </w:r>
     </w:p>
     <w:p>
@@ -1943,6 +1928,92 @@
       </w:pPr>
       <w:r>
         <w:rPr>
+          <w:rStyle w:val="CommentTok"/>
+        </w:rPr>
+        <w:t xml:space="preserve"># Test evaluation</w:t>
+      </w:r>
+      <w:r>
+        <w:br/>
+      </w:r>
+      <w:r>
+        <w:br/>
+      </w:r>
+      <w:r>
+        <w:rPr>
+          <w:rStyle w:val="NormalTok"/>
+        </w:rPr>
+        <w:t xml:space="preserve">ev_test </w:t>
+      </w:r>
+      <w:r>
+        <w:rPr>
+          <w:rStyle w:val="OtherTok"/>
+        </w:rPr>
+        <w:t xml:space="preserve">&lt;-</w:t>
+      </w:r>
+      <w:r>
+        <w:rPr>
+          <w:rStyle w:val="NormalTok"/>
+        </w:rPr>
+        <w:t xml:space="preserve"> </w:t>
+      </w:r>
+      <w:r>
+        <w:rPr>
+          <w:rStyle w:val="FunctionTok"/>
+        </w:rPr>
+        <w:t xml:space="preserve">evaluate</w:t>
+      </w:r>
+      <w:r>
+        <w:rPr>
+          <w:rStyle w:val="NormalTok"/>
+        </w:rPr>
+        <w:t xml:space="preserve">(model, output, prediction)</w:t>
+      </w:r>
+      <w:r>
+        <w:br/>
+      </w:r>
+      <w:r>
+        <w:rPr>
+          <w:rStyle w:val="FunctionTok"/>
+        </w:rPr>
+        <w:t xml:space="preserve">print</w:t>
+      </w:r>
+      <w:r>
+        <w:rPr>
+          <w:rStyle w:val="NormalTok"/>
+        </w:rPr>
+        <w:t xml:space="preserve">(</w:t>
+      </w:r>
+      <w:r>
+        <w:rPr>
+          <w:rStyle w:val="FunctionTok"/>
+        </w:rPr>
+        <w:t xml:space="preserve">head</w:t>
+      </w:r>
+      <w:r>
+        <w:rPr>
+          <w:rStyle w:val="NormalTok"/>
+        </w:rPr>
+        <w:t xml:space="preserve">(ev_test</w:t>
+      </w:r>
+      <w:r>
+        <w:rPr>
+          <w:rStyle w:val="SpecialCharTok"/>
+        </w:rPr>
+        <w:t xml:space="preserve">$</w:t>
+      </w:r>
+      <w:r>
+        <w:rPr>
+          <w:rStyle w:val="NormalTok"/>
+        </w:rPr>
+        <w:t xml:space="preserve">metrics))</w:t>
+      </w:r>
+    </w:p>
+    <w:p>
+      <w:pPr>
+        <w:pStyle w:val="SourceCode"/>
+      </w:pPr>
+      <w:r>
+        <w:rPr>
           <w:rStyle w:val="VerbatimChar"/>
         </w:rPr>
         <w:t xml:space="preserve">##            mse       smape       R2</w:t>
@@ -1954,7 +2025,7 @@
         <w:rPr>
           <w:rStyle w:val="VerbatimChar"/>
         </w:rPr>
-        <w:t xml:space="preserve">## 1 1.384434e-06 0.005944111 0.999988</w:t>
+        <w:t xml:space="preserve">## 1 1.383854e-06 0.005942644 0.999988</w:t>
       </w:r>
     </w:p>
     <w:p>
@@ -2273,7 +2344,7 @@
               <a:graphicData uri="http://schemas.openxmlformats.org/drawingml/2006/picture">
                 <pic:pic>
                   <pic:nvPicPr>
-                    <pic:cNvPr descr="C:\Git\dal\daltoolboxdp\examples\timeseries\doc\torch_ts_mlp_files/95d3097269ce2eba3c29c370c53d9b04ac7cd0fe.png" id="14" name="Picture"/>
+                    <pic:cNvPr descr="/home/gpca/daltoolboxdp/examples/timeseries/doc/torch_ts_mlp_files/d3bfebbf687f634cc0792d96550315ecd162483f.png" id="14" name="Picture"/>
                     <pic:cNvPicPr>
                       <a:picLocks noChangeArrowheads="1" noChangeAspect="1"/>
                     </pic:cNvPicPr>
@@ -2828,7 +2899,7 @@
               <a:graphicData uri="http://schemas.openxmlformats.org/drawingml/2006/picture">
                 <pic:pic>
                   <pic:nvPicPr>
-                    <pic:cNvPr descr="C:\Git\dal\daltoolboxdp\examples\timeseries\doc\torch_ts_mlp_files/0e0f36e2362db5628c733bcc8f5c904e4d3fbd2b.png" id="17" name="Picture"/>
+                    <pic:cNvPr descr="/home/gpca/daltoolboxdp/examples/timeseries/doc/torch_ts_mlp_files/965efe02def8e4bcda0eebd0f010c340fa3958b9.png" id="17" name="Picture"/>
                     <pic:cNvPicPr>
                       <a:picLocks noChangeArrowheads="1" noChangeAspect="1"/>
                     </pic:cNvPicPr>

--- a/examples/timeseries/doc/torch_ts_mlp.docx
+++ b/examples/timeseries/doc/torch_ts_mlp.docx
@@ -333,7 +333,7 @@
         <w:rPr>
           <w:rStyle w:val="VerbatimChar"/>
         </w:rPr>
-        <w:t xml:space="preserve">##             t9        t8        t7        t6        t5        t4        t3        t2        t1        t0</w:t>
+        <w:t xml:space="preserve">##             t9        t8        t7        t6        t5        t4        t3</w:t>
       </w:r>
       <w:r>
         <w:br/>
@@ -342,7 +342,7 @@
         <w:rPr>
           <w:rStyle w:val="VerbatimChar"/>
         </w:rPr>
-        <w:t xml:space="preserve">## [1,] 0.0000000 0.2474040 0.4794255 0.6816388 0.8414710 0.9489846 0.9974950 0.9839859 0.9092974 0.7780732</w:t>
+        <w:t xml:space="preserve">## [1,] 0.0000000 0.2474040 0.4794255 0.6816388 0.8414710 0.9489846 0.9974950</w:t>
       </w:r>
       <w:r>
         <w:br/>
@@ -351,7 +351,7 @@
         <w:rPr>
           <w:rStyle w:val="VerbatimChar"/>
         </w:rPr>
-        <w:t xml:space="preserve">## [2,] 0.2474040 0.4794255 0.6816388 0.8414710 0.9489846 0.9974950 0.9839859 0.9092974 0.7780732 0.5984721</w:t>
+        <w:t xml:space="preserve">## [2,] 0.2474040 0.4794255 0.6816388 0.8414710 0.9489846 0.9974950 0.9839859</w:t>
       </w:r>
       <w:r>
         <w:br/>
@@ -360,7 +360,43 @@
         <w:rPr>
           <w:rStyle w:val="VerbatimChar"/>
         </w:rPr>
-        <w:t xml:space="preserve">## [3,] 0.4794255 0.6816388 0.8414710 0.9489846 0.9974950 0.9839859 0.9092974 0.7780732 0.5984721 0.3816610</w:t>
+        <w:t xml:space="preserve">## [3,] 0.4794255 0.6816388 0.8414710 0.9489846 0.9974950 0.9839859 0.9092974</w:t>
+      </w:r>
+      <w:r>
+        <w:br/>
+      </w:r>
+      <w:r>
+        <w:rPr>
+          <w:rStyle w:val="VerbatimChar"/>
+        </w:rPr>
+        <w:t xml:space="preserve">##             t2        t1        t0</w:t>
+      </w:r>
+      <w:r>
+        <w:br/>
+      </w:r>
+      <w:r>
+        <w:rPr>
+          <w:rStyle w:val="VerbatimChar"/>
+        </w:rPr>
+        <w:t xml:space="preserve">## [1,] 0.9839859 0.9092974 0.7780732</w:t>
+      </w:r>
+      <w:r>
+        <w:br/>
+      </w:r>
+      <w:r>
+        <w:rPr>
+          <w:rStyle w:val="VerbatimChar"/>
+        </w:rPr>
+        <w:t xml:space="preserve">## [2,] 0.9092974 0.7780732 0.5984721</w:t>
+      </w:r>
+      <w:r>
+        <w:br/>
+      </w:r>
+      <w:r>
+        <w:rPr>
+          <w:rStyle w:val="VerbatimChar"/>
+        </w:rPr>
+        <w:t xml:space="preserve">## [3,] 0.7780732 0.5984721 0.3816610</w:t>
       </w:r>
     </w:p>
     <w:p>
@@ -531,7 +567,7 @@
               <a:graphicData uri="http://schemas.openxmlformats.org/drawingml/2006/picture">
                 <pic:pic>
                   <pic:nvPicPr>
-                    <pic:cNvPr descr="/home/gpca/daltoolboxdp/examples/timeseries/doc/torch_ts_mlp_files/2311a3ccdefa9666c559bd154e42236a6cdf3fea.png" id="11" name="Picture"/>
+                    <pic:cNvPr descr="C:\Git\dal\daltoolboxdp\examples\timeseries\doc\torch_ts_mlp_files/716a4d1e457f97618aa46ca41f6f38e17df76816.png" id="11" name="Picture"/>
                     <pic:cNvPicPr>
                       <a:picLocks noChangeArrowheads="1" noChangeAspect="1"/>
                     </pic:cNvPicPr>
@@ -1581,7 +1617,7 @@
         <w:rPr>
           <w:rStyle w:val="VerbatimChar"/>
         </w:rPr>
-        <w:t xml:space="preserve">## [1] 2.523589e-06</w:t>
+        <w:t xml:space="preserve">## [1] 2.524216e-06</w:t>
       </w:r>
     </w:p>
     <w:p>
@@ -2025,7 +2061,7 @@
         <w:rPr>
           <w:rStyle w:val="VerbatimChar"/>
         </w:rPr>
-        <w:t xml:space="preserve">## 1 1.383854e-06 0.005942644 0.999988</w:t>
+        <w:t xml:space="preserve">## 1 1.384434e-06 0.005944111 0.999988</w:t>
       </w:r>
     </w:p>
     <w:p>
@@ -2344,7 +2380,7 @@
               <a:graphicData uri="http://schemas.openxmlformats.org/drawingml/2006/picture">
                 <pic:pic>
                   <pic:nvPicPr>
-                    <pic:cNvPr descr="/home/gpca/daltoolboxdp/examples/timeseries/doc/torch_ts_mlp_files/d3bfebbf687f634cc0792d96550315ecd162483f.png" id="14" name="Picture"/>
+                    <pic:cNvPr descr="C:\Git\dal\daltoolboxdp\examples\timeseries\doc\torch_ts_mlp_files/95d3097269ce2eba3c29c370c53d9b04ac7cd0fe.png" id="14" name="Picture"/>
                     <pic:cNvPicPr>
                       <a:picLocks noChangeArrowheads="1" noChangeAspect="1"/>
                     </pic:cNvPicPr>
@@ -2899,7 +2935,7 @@
               <a:graphicData uri="http://schemas.openxmlformats.org/drawingml/2006/picture">
                 <pic:pic>
                   <pic:nvPicPr>
-                    <pic:cNvPr descr="/home/gpca/daltoolboxdp/examples/timeseries/doc/torch_ts_mlp_files/965efe02def8e4bcda0eebd0f010c340fa3958b9.png" id="17" name="Picture"/>
+                    <pic:cNvPr descr="C:\Git\dal\daltoolboxdp\examples\timeseries\doc\torch_ts_mlp_files/0e0f36e2362db5628c733bcc8f5c904e4d3fbd2b.png" id="17" name="Picture"/>
                     <pic:cNvPicPr>
                       <a:picLocks noChangeArrowheads="1" noChangeAspect="1"/>
                     </pic:cNvPicPr>

--- a/examples/timeseries/doc/torch_ts_mlp.docx
+++ b/examples/timeseries/doc/torch_ts_mlp.docx
@@ -1617,7 +1617,7 @@
         <w:rPr>
           <w:rStyle w:val="VerbatimChar"/>
         </w:rPr>
-        <w:t xml:space="preserve">## [1] 2.524216e-06</w:t>
+        <w:t xml:space="preserve">## [1] 1.208683e-06</w:t>
       </w:r>
     </w:p>
     <w:p>
@@ -1947,7 +1947,7 @@
         <w:rPr>
           <w:rStyle w:val="VerbatimChar"/>
         </w:rPr>
-        <w:t xml:space="preserve">## [1] "0.41, 0.41"   "0.17, 0.18"   "-0.08, -0.07" "-0.32, -0.32" "-0.54, -0.54"</w:t>
+        <w:t xml:space="preserve">## [1] "0.41, 0.41"   "0.17, 0.17"   "-0.08, -0.07" "-0.32, -0.32" "-0.54, -0.55"</w:t>
       </w:r>
     </w:p>
     <w:p>
@@ -2052,7 +2052,7 @@
         <w:rPr>
           <w:rStyle w:val="VerbatimChar"/>
         </w:rPr>
-        <w:t xml:space="preserve">##            mse       smape       R2</w:t>
+        <w:t xml:space="preserve">##            mse      smape       R2</w:t>
       </w:r>
       <w:r>
         <w:br/>
@@ -2061,7 +2061,7 @@
         <w:rPr>
           <w:rStyle w:val="VerbatimChar"/>
         </w:rPr>
-        <w:t xml:space="preserve">## 1 1.384434e-06 0.005944111 0.999988</w:t>
+        <w:t xml:space="preserve">## 1 3.127997e-06 0.00703657 0.999973</w:t>
       </w:r>
     </w:p>
     <w:p>
@@ -2161,7 +2161,7 @@
         <w:rPr>
           <w:rStyle w:val="VerbatimChar"/>
         </w:rPr>
-        <w:t xml:space="preserve">## [1] "smape: 0.59"</w:t>
+        <w:t xml:space="preserve">## [1] "smape: 0.70"</w:t>
       </w:r>
     </w:p>
     <w:p>
@@ -2380,7 +2380,7 @@
               <a:graphicData uri="http://schemas.openxmlformats.org/drawingml/2006/picture">
                 <pic:pic>
                   <pic:nvPicPr>
-                    <pic:cNvPr descr="C:\Git\dal\daltoolboxdp\examples\timeseries\doc\torch_ts_mlp_files/95d3097269ce2eba3c29c370c53d9b04ac7cd0fe.png" id="14" name="Picture"/>
+                    <pic:cNvPr descr="C:\Git\dal\daltoolboxdp\examples\timeseries\doc\torch_ts_mlp_files/b14eb0f910ef03211885d94508762324475c2a7e.png" id="14" name="Picture"/>
                     <pic:cNvPicPr>
                       <a:picLocks noChangeArrowheads="1" noChangeAspect="1"/>
                     </pic:cNvPicPr>
@@ -2935,7 +2935,7 @@
               <a:graphicData uri="http://schemas.openxmlformats.org/drawingml/2006/picture">
                 <pic:pic>
                   <pic:nvPicPr>
-                    <pic:cNvPr descr="C:\Git\dal\daltoolboxdp\examples\timeseries\doc\torch_ts_mlp_files/0e0f36e2362db5628c733bcc8f5c904e4d3fbd2b.png" id="17" name="Picture"/>
+                    <pic:cNvPr descr="C:\Git\dal\daltoolboxdp\examples\timeseries\doc\torch_ts_mlp_files/7908395ee0295f00c50f7bed68e59631974b14bc.png" id="17" name="Picture"/>
                     <pic:cNvPicPr>
                       <a:picLocks noChangeArrowheads="1" noChangeAspect="1"/>
                     </pic:cNvPicPr>
